--- a/whiteboard/Sujeth_Resume_V2_2page.docx
+++ b/whiteboard/Sujeth_Resume_V2_2page.docx
@@ -533,7 +533,7 @@
           <w:sz w:val="23"/>
           <w:szCs w:val="23"/>
         </w:rPr>
-        <w:t xml:space="preserve">Synthesis</w:t>
+        <w:t xml:space="preserve">Synaptic</w:t>
       </w:r>
       <w:r>
         <w:rPr>
@@ -577,7 +577,7 @@
             <w:szCs w:val="19"/>
             <w:u w:val="single"/>
           </w:rPr>
-          <w:t xml:space="preserve">synthesis-adaptive-learning.vercel.app</w:t>
+          <w:t xml:space="preserve">synaptic-adaptive-learning.vercel.app</w:t>
         </w:r>
       </w:hyperlink>
     </w:p>
